--- a/Bao cao theo tuan/Báo cáo Tuần 1.docx
+++ b/Bao cao theo tuan/Báo cáo Tuần 1.docx
@@ -234,6 +234,7 @@
         <w:keepNext/>
         <w:spacing w:after="0" w:line="276" w:lineRule="auto"/>
         <w:ind w:left="360"/>
+        <w:jc w:val="center"/>
         <w:rPr>
           <w:rFonts w:ascii="Times New Roman" w:hAnsi="Times New Roman" w:cs="Times New Roman"/>
           <w:sz w:val="26"/>
@@ -241,6 +242,49 @@
           <w:lang w:val="vi-VN"/>
         </w:rPr>
       </w:pPr>
+      <w:r>
+        <w:rPr>
+          <w:rFonts w:ascii="Times New Roman" w:hAnsi="Times New Roman" w:cs="Times New Roman"/>
+          <w:sz w:val="26"/>
+          <w:szCs w:val="26"/>
+          <w:lang w:val="vi-VN"/>
+        </w:rPr>
+        <w:drawing>
+          <wp:inline distT="0" distB="0" distL="0" distR="0" wp14:anchorId="4D002196" wp14:editId="411471B2">
+            <wp:extent cx="4234815" cy="5646420"/>
+            <wp:effectExtent l="0" t="0" r="0" b="0"/>
+            <wp:docPr id="2036107895" name="Picture 1"/>
+            <wp:cNvGraphicFramePr>
+              <a:graphicFrameLocks xmlns:a="http://schemas.openxmlformats.org/drawingml/2006/main" noChangeAspect="1"/>
+            </wp:cNvGraphicFramePr>
+            <a:graphic xmlns:a="http://schemas.openxmlformats.org/drawingml/2006/main">
+              <a:graphicData uri="http://schemas.openxmlformats.org/drawingml/2006/picture">
+                <pic:pic xmlns:pic="http://schemas.openxmlformats.org/drawingml/2006/picture">
+                  <pic:nvPicPr>
+                    <pic:cNvPr id="2036107895" name=""/>
+                    <pic:cNvPicPr/>
+                  </pic:nvPicPr>
+                  <pic:blipFill>
+                    <a:blip r:embed="rId5"/>
+                    <a:stretch>
+                      <a:fillRect/>
+                    </a:stretch>
+                  </pic:blipFill>
+                  <pic:spPr>
+                    <a:xfrm>
+                      <a:off x="0" y="0"/>
+                      <a:ext cx="4234815" cy="5646420"/>
+                    </a:xfrm>
+                    <a:prstGeom prst="rect">
+                      <a:avLst/>
+                    </a:prstGeom>
+                  </pic:spPr>
+                </pic:pic>
+              </a:graphicData>
+            </a:graphic>
+          </wp:inline>
+        </w:drawing>
+      </w:r>
     </w:p>
     <w:p>
       <w:pPr>
@@ -331,6 +375,7 @@
           <w:szCs w:val="26"/>
           <w:lang w:val="vi-VN"/>
         </w:rPr>
+        <w:lastRenderedPageBreak/>
         <w:t>Khảo sát quy trình tiếp nhận và điều phối máu tại bệnh viện, trung tâm hiến máu; tìm hiểu quy tắc tương thích nhóm máu (ABO, Rh) và khoảng cách tối thiểu giữa hai lần hiến máu.</w:t>
       </w:r>
     </w:p>
@@ -666,6 +711,7 @@
           <w:szCs w:val="26"/>
         </w:rPr>
       </w:pPr>
+      <w:proofErr w:type="spellStart"/>
       <w:r>
         <w:rPr>
           <w:rFonts w:ascii="Times New Roman" w:eastAsia="Times New Roman" w:hAnsi="Times New Roman" w:cs="Times New Roman"/>
@@ -674,7 +720,84 @@
           <w:sz w:val="26"/>
           <w:szCs w:val="26"/>
         </w:rPr>
-        <w:t>Kết quả đạt được:</w:t>
+        <w:t>Kết</w:t>
+      </w:r>
+      <w:proofErr w:type="spellEnd"/>
+      <w:r>
+        <w:rPr>
+          <w:rFonts w:ascii="Times New Roman" w:eastAsia="Times New Roman" w:hAnsi="Times New Roman" w:cs="Times New Roman"/>
+          <w:b/>
+          <w:bCs/>
+          <w:sz w:val="26"/>
+          <w:szCs w:val="26"/>
+        </w:rPr>
+        <w:t xml:space="preserve"> </w:t>
+      </w:r>
+      <w:proofErr w:type="spellStart"/>
+      <w:r>
+        <w:rPr>
+          <w:rFonts w:ascii="Times New Roman" w:eastAsia="Times New Roman" w:hAnsi="Times New Roman" w:cs="Times New Roman"/>
+          <w:b/>
+          <w:bCs/>
+          <w:sz w:val="26"/>
+          <w:szCs w:val="26"/>
+        </w:rPr>
+        <w:t>quả</w:t>
+      </w:r>
+      <w:proofErr w:type="spellEnd"/>
+      <w:r>
+        <w:rPr>
+          <w:rFonts w:ascii="Times New Roman" w:eastAsia="Times New Roman" w:hAnsi="Times New Roman" w:cs="Times New Roman"/>
+          <w:b/>
+          <w:bCs/>
+          <w:sz w:val="26"/>
+          <w:szCs w:val="26"/>
+        </w:rPr>
+        <w:t xml:space="preserve"> </w:t>
+      </w:r>
+      <w:proofErr w:type="spellStart"/>
+      <w:r>
+        <w:rPr>
+          <w:rFonts w:ascii="Times New Roman" w:eastAsia="Times New Roman" w:hAnsi="Times New Roman" w:cs="Times New Roman"/>
+          <w:b/>
+          <w:bCs/>
+          <w:sz w:val="26"/>
+          <w:szCs w:val="26"/>
+        </w:rPr>
+        <w:t>đạt</w:t>
+      </w:r>
+      <w:proofErr w:type="spellEnd"/>
+      <w:r>
+        <w:rPr>
+          <w:rFonts w:ascii="Times New Roman" w:eastAsia="Times New Roman" w:hAnsi="Times New Roman" w:cs="Times New Roman"/>
+          <w:b/>
+          <w:bCs/>
+          <w:sz w:val="26"/>
+          <w:szCs w:val="26"/>
+        </w:rPr>
+        <w:t xml:space="preserve"> </w:t>
+      </w:r>
+      <w:proofErr w:type="spellStart"/>
+      <w:r>
+        <w:rPr>
+          <w:rFonts w:ascii="Times New Roman" w:eastAsia="Times New Roman" w:hAnsi="Times New Roman" w:cs="Times New Roman"/>
+          <w:b/>
+          <w:bCs/>
+          <w:sz w:val="26"/>
+          <w:szCs w:val="26"/>
+        </w:rPr>
+        <w:t>được</w:t>
+      </w:r>
+      <w:proofErr w:type="spellEnd"/>
+      <w:r>
+        <w:rPr>
+          <w:rFonts w:ascii="Times New Roman" w:eastAsia="Times New Roman" w:hAnsi="Times New Roman" w:cs="Times New Roman"/>
+          <w:b/>
+          <w:bCs/>
+          <w:sz w:val="26"/>
+          <w:szCs w:val="26"/>
+        </w:rPr>
+        <w:t>:</w:t>
       </w:r>
     </w:p>
     <w:p>
@@ -698,7 +821,151 @@
           <w:sz w:val="26"/>
           <w:szCs w:val="26"/>
         </w:rPr>
-        <w:t>Hoàn thành khảo sát và mô tả đề tài.</w:t>
+        <w:t xml:space="preserve">Hoàn </w:t>
+      </w:r>
+      <w:proofErr w:type="spellStart"/>
+      <w:r>
+        <w:rPr>
+          <w:rFonts w:ascii="Times New Roman" w:eastAsia="Times New Roman" w:hAnsi="Times New Roman" w:cs="Times New Roman"/>
+          <w:sz w:val="26"/>
+          <w:szCs w:val="26"/>
+        </w:rPr>
+        <w:t>thành</w:t>
+      </w:r>
+      <w:proofErr w:type="spellEnd"/>
+      <w:r>
+        <w:rPr>
+          <w:rFonts w:ascii="Times New Roman" w:eastAsia="Times New Roman" w:hAnsi="Times New Roman" w:cs="Times New Roman"/>
+          <w:sz w:val="26"/>
+          <w:szCs w:val="26"/>
+        </w:rPr>
+        <w:t xml:space="preserve"> </w:t>
+      </w:r>
+      <w:proofErr w:type="spellStart"/>
+      <w:r>
+        <w:rPr>
+          <w:rFonts w:ascii="Times New Roman" w:eastAsia="Times New Roman" w:hAnsi="Times New Roman" w:cs="Times New Roman"/>
+          <w:sz w:val="26"/>
+          <w:szCs w:val="26"/>
+        </w:rPr>
+        <w:t>khảo</w:t>
+      </w:r>
+      <w:proofErr w:type="spellEnd"/>
+      <w:r>
+        <w:rPr>
+          <w:rFonts w:ascii="Times New Roman" w:eastAsia="Times New Roman" w:hAnsi="Times New Roman" w:cs="Times New Roman"/>
+          <w:sz w:val="26"/>
+          <w:szCs w:val="26"/>
+        </w:rPr>
+        <w:t xml:space="preserve"> </w:t>
+      </w:r>
+      <w:proofErr w:type="spellStart"/>
+      <w:r>
+        <w:rPr>
+          <w:rFonts w:ascii="Times New Roman" w:eastAsia="Times New Roman" w:hAnsi="Times New Roman" w:cs="Times New Roman"/>
+          <w:sz w:val="26"/>
+          <w:szCs w:val="26"/>
+        </w:rPr>
+        <w:t>sát</w:t>
+      </w:r>
+      <w:proofErr w:type="spellEnd"/>
+      <w:r>
+        <w:rPr>
+          <w:rFonts w:ascii="Times New Roman" w:eastAsia="Times New Roman" w:hAnsi="Times New Roman" w:cs="Times New Roman"/>
+          <w:sz w:val="26"/>
+          <w:szCs w:val="26"/>
+        </w:rPr>
+        <w:t xml:space="preserve"> </w:t>
+      </w:r>
+      <w:proofErr w:type="spellStart"/>
+      <w:r>
+        <w:rPr>
+          <w:rFonts w:ascii="Times New Roman" w:eastAsia="Times New Roman" w:hAnsi="Times New Roman" w:cs="Times New Roman"/>
+          <w:sz w:val="26"/>
+          <w:szCs w:val="26"/>
+        </w:rPr>
+        <w:t>và</w:t>
+      </w:r>
+      <w:proofErr w:type="spellEnd"/>
+      <w:r>
+        <w:rPr>
+          <w:rFonts w:ascii="Times New Roman" w:eastAsia="Times New Roman" w:hAnsi="Times New Roman" w:cs="Times New Roman"/>
+          <w:sz w:val="26"/>
+          <w:szCs w:val="26"/>
+        </w:rPr>
+        <w:t xml:space="preserve"> </w:t>
+      </w:r>
+      <w:proofErr w:type="spellStart"/>
+      <w:r>
+        <w:rPr>
+          <w:rFonts w:ascii="Times New Roman" w:eastAsia="Times New Roman" w:hAnsi="Times New Roman" w:cs="Times New Roman"/>
+          <w:sz w:val="26"/>
+          <w:szCs w:val="26"/>
+        </w:rPr>
+        <w:t>mô</w:t>
+      </w:r>
+      <w:proofErr w:type="spellEnd"/>
+      <w:r>
+        <w:rPr>
+          <w:rFonts w:ascii="Times New Roman" w:eastAsia="Times New Roman" w:hAnsi="Times New Roman" w:cs="Times New Roman"/>
+          <w:sz w:val="26"/>
+          <w:szCs w:val="26"/>
+        </w:rPr>
+        <w:t xml:space="preserve"> </w:t>
+      </w:r>
+      <w:proofErr w:type="spellStart"/>
+      <w:r>
+        <w:rPr>
+          <w:rFonts w:ascii="Times New Roman" w:eastAsia="Times New Roman" w:hAnsi="Times New Roman" w:cs="Times New Roman"/>
+          <w:sz w:val="26"/>
+          <w:szCs w:val="26"/>
+        </w:rPr>
+        <w:t>tả</w:t>
+      </w:r>
+      <w:proofErr w:type="spellEnd"/>
+      <w:r>
+        <w:rPr>
+          <w:rFonts w:ascii="Times New Roman" w:eastAsia="Times New Roman" w:hAnsi="Times New Roman" w:cs="Times New Roman"/>
+          <w:sz w:val="26"/>
+          <w:szCs w:val="26"/>
+        </w:rPr>
+        <w:t xml:space="preserve"> </w:t>
+      </w:r>
+      <w:proofErr w:type="spellStart"/>
+      <w:r>
+        <w:rPr>
+          <w:rFonts w:ascii="Times New Roman" w:eastAsia="Times New Roman" w:hAnsi="Times New Roman" w:cs="Times New Roman"/>
+          <w:sz w:val="26"/>
+          <w:szCs w:val="26"/>
+        </w:rPr>
+        <w:t>đề</w:t>
+      </w:r>
+      <w:proofErr w:type="spellEnd"/>
+      <w:r>
+        <w:rPr>
+          <w:rFonts w:ascii="Times New Roman" w:eastAsia="Times New Roman" w:hAnsi="Times New Roman" w:cs="Times New Roman"/>
+          <w:sz w:val="26"/>
+          <w:szCs w:val="26"/>
+        </w:rPr>
+        <w:t xml:space="preserve"> </w:t>
+      </w:r>
+      <w:proofErr w:type="spellStart"/>
+      <w:r>
+        <w:rPr>
+          <w:rFonts w:ascii="Times New Roman" w:eastAsia="Times New Roman" w:hAnsi="Times New Roman" w:cs="Times New Roman"/>
+          <w:sz w:val="26"/>
+          <w:szCs w:val="26"/>
+        </w:rPr>
+        <w:t>tài</w:t>
+      </w:r>
+      <w:proofErr w:type="spellEnd"/>
+      <w:r>
+        <w:rPr>
+          <w:rFonts w:ascii="Times New Roman" w:eastAsia="Times New Roman" w:hAnsi="Times New Roman" w:cs="Times New Roman"/>
+          <w:sz w:val="26"/>
+          <w:szCs w:val="26"/>
+        </w:rPr>
+        <w:t>.</w:t>
       </w:r>
     </w:p>
     <w:p>
@@ -716,13 +983,203 @@
           <w:szCs w:val="26"/>
         </w:rPr>
       </w:pPr>
-      <w:r>
-        <w:rPr>
-          <w:rFonts w:ascii="Times New Roman" w:eastAsia="Times New Roman" w:hAnsi="Times New Roman" w:cs="Times New Roman"/>
-          <w:sz w:val="26"/>
-          <w:szCs w:val="26"/>
-        </w:rPr>
-        <w:t>Xác định mục tiêu, phạm vi, đối tượng và chức năng chính.</w:t>
+      <w:proofErr w:type="spellStart"/>
+      <w:r>
+        <w:rPr>
+          <w:rFonts w:ascii="Times New Roman" w:eastAsia="Times New Roman" w:hAnsi="Times New Roman" w:cs="Times New Roman"/>
+          <w:sz w:val="26"/>
+          <w:szCs w:val="26"/>
+        </w:rPr>
+        <w:t>Xác</w:t>
+      </w:r>
+      <w:proofErr w:type="spellEnd"/>
+      <w:r>
+        <w:rPr>
+          <w:rFonts w:ascii="Times New Roman" w:eastAsia="Times New Roman" w:hAnsi="Times New Roman" w:cs="Times New Roman"/>
+          <w:sz w:val="26"/>
+          <w:szCs w:val="26"/>
+        </w:rPr>
+        <w:t xml:space="preserve"> </w:t>
+      </w:r>
+      <w:proofErr w:type="spellStart"/>
+      <w:r>
+        <w:rPr>
+          <w:rFonts w:ascii="Times New Roman" w:eastAsia="Times New Roman" w:hAnsi="Times New Roman" w:cs="Times New Roman"/>
+          <w:sz w:val="26"/>
+          <w:szCs w:val="26"/>
+        </w:rPr>
+        <w:t>định</w:t>
+      </w:r>
+      <w:proofErr w:type="spellEnd"/>
+      <w:r>
+        <w:rPr>
+          <w:rFonts w:ascii="Times New Roman" w:eastAsia="Times New Roman" w:hAnsi="Times New Roman" w:cs="Times New Roman"/>
+          <w:sz w:val="26"/>
+          <w:szCs w:val="26"/>
+        </w:rPr>
+        <w:t xml:space="preserve"> </w:t>
+      </w:r>
+      <w:proofErr w:type="spellStart"/>
+      <w:r>
+        <w:rPr>
+          <w:rFonts w:ascii="Times New Roman" w:eastAsia="Times New Roman" w:hAnsi="Times New Roman" w:cs="Times New Roman"/>
+          <w:sz w:val="26"/>
+          <w:szCs w:val="26"/>
+        </w:rPr>
+        <w:t>mục</w:t>
+      </w:r>
+      <w:proofErr w:type="spellEnd"/>
+      <w:r>
+        <w:rPr>
+          <w:rFonts w:ascii="Times New Roman" w:eastAsia="Times New Roman" w:hAnsi="Times New Roman" w:cs="Times New Roman"/>
+          <w:sz w:val="26"/>
+          <w:szCs w:val="26"/>
+        </w:rPr>
+        <w:t xml:space="preserve"> </w:t>
+      </w:r>
+      <w:proofErr w:type="spellStart"/>
+      <w:r>
+        <w:rPr>
+          <w:rFonts w:ascii="Times New Roman" w:eastAsia="Times New Roman" w:hAnsi="Times New Roman" w:cs="Times New Roman"/>
+          <w:sz w:val="26"/>
+          <w:szCs w:val="26"/>
+        </w:rPr>
+        <w:t>tiêu</w:t>
+      </w:r>
+      <w:proofErr w:type="spellEnd"/>
+      <w:r>
+        <w:rPr>
+          <w:rFonts w:ascii="Times New Roman" w:eastAsia="Times New Roman" w:hAnsi="Times New Roman" w:cs="Times New Roman"/>
+          <w:sz w:val="26"/>
+          <w:szCs w:val="26"/>
+        </w:rPr>
+        <w:t xml:space="preserve">, </w:t>
+      </w:r>
+      <w:proofErr w:type="spellStart"/>
+      <w:r>
+        <w:rPr>
+          <w:rFonts w:ascii="Times New Roman" w:eastAsia="Times New Roman" w:hAnsi="Times New Roman" w:cs="Times New Roman"/>
+          <w:sz w:val="26"/>
+          <w:szCs w:val="26"/>
+        </w:rPr>
+        <w:t>phạm</w:t>
+      </w:r>
+      <w:proofErr w:type="spellEnd"/>
+      <w:r>
+        <w:rPr>
+          <w:rFonts w:ascii="Times New Roman" w:eastAsia="Times New Roman" w:hAnsi="Times New Roman" w:cs="Times New Roman"/>
+          <w:sz w:val="26"/>
+          <w:szCs w:val="26"/>
+        </w:rPr>
+        <w:t xml:space="preserve"> vi, </w:t>
+      </w:r>
+      <w:proofErr w:type="spellStart"/>
+      <w:r>
+        <w:rPr>
+          <w:rFonts w:ascii="Times New Roman" w:eastAsia="Times New Roman" w:hAnsi="Times New Roman" w:cs="Times New Roman"/>
+          <w:sz w:val="26"/>
+          <w:szCs w:val="26"/>
+        </w:rPr>
+        <w:t>đối</w:t>
+      </w:r>
+      <w:proofErr w:type="spellEnd"/>
+      <w:r>
+        <w:rPr>
+          <w:rFonts w:ascii="Times New Roman" w:eastAsia="Times New Roman" w:hAnsi="Times New Roman" w:cs="Times New Roman"/>
+          <w:sz w:val="26"/>
+          <w:szCs w:val="26"/>
+        </w:rPr>
+        <w:t xml:space="preserve"> </w:t>
+      </w:r>
+      <w:proofErr w:type="spellStart"/>
+      <w:r>
+        <w:rPr>
+          <w:rFonts w:ascii="Times New Roman" w:eastAsia="Times New Roman" w:hAnsi="Times New Roman" w:cs="Times New Roman"/>
+          <w:sz w:val="26"/>
+          <w:szCs w:val="26"/>
+        </w:rPr>
+        <w:t>tượng</w:t>
+      </w:r>
+      <w:proofErr w:type="spellEnd"/>
+      <w:r>
+        <w:rPr>
+          <w:rFonts w:ascii="Times New Roman" w:eastAsia="Times New Roman" w:hAnsi="Times New Roman" w:cs="Times New Roman"/>
+          <w:sz w:val="26"/>
+          <w:szCs w:val="26"/>
+        </w:rPr>
+        <w:t xml:space="preserve"> </w:t>
+      </w:r>
+      <w:proofErr w:type="spellStart"/>
+      <w:r>
+        <w:rPr>
+          <w:rFonts w:ascii="Times New Roman" w:eastAsia="Times New Roman" w:hAnsi="Times New Roman" w:cs="Times New Roman"/>
+          <w:sz w:val="26"/>
+          <w:szCs w:val="26"/>
+        </w:rPr>
+        <w:t>và</w:t>
+      </w:r>
+      <w:proofErr w:type="spellEnd"/>
+      <w:r>
+        <w:rPr>
+          <w:rFonts w:ascii="Times New Roman" w:eastAsia="Times New Roman" w:hAnsi="Times New Roman" w:cs="Times New Roman"/>
+          <w:sz w:val="26"/>
+          <w:szCs w:val="26"/>
+        </w:rPr>
+        <w:t xml:space="preserve"> </w:t>
+      </w:r>
+      <w:proofErr w:type="spellStart"/>
+      <w:r>
+        <w:rPr>
+          <w:rFonts w:ascii="Times New Roman" w:eastAsia="Times New Roman" w:hAnsi="Times New Roman" w:cs="Times New Roman"/>
+          <w:sz w:val="26"/>
+          <w:szCs w:val="26"/>
+        </w:rPr>
+        <w:t>chức</w:t>
+      </w:r>
+      <w:proofErr w:type="spellEnd"/>
+      <w:r>
+        <w:rPr>
+          <w:rFonts w:ascii="Times New Roman" w:eastAsia="Times New Roman" w:hAnsi="Times New Roman" w:cs="Times New Roman"/>
+          <w:sz w:val="26"/>
+          <w:szCs w:val="26"/>
+        </w:rPr>
+        <w:t xml:space="preserve"> </w:t>
+      </w:r>
+      <w:proofErr w:type="spellStart"/>
+      <w:r>
+        <w:rPr>
+          <w:rFonts w:ascii="Times New Roman" w:eastAsia="Times New Roman" w:hAnsi="Times New Roman" w:cs="Times New Roman"/>
+          <w:sz w:val="26"/>
+          <w:szCs w:val="26"/>
+        </w:rPr>
+        <w:t>năng</w:t>
+      </w:r>
+      <w:proofErr w:type="spellEnd"/>
+      <w:r>
+        <w:rPr>
+          <w:rFonts w:ascii="Times New Roman" w:eastAsia="Times New Roman" w:hAnsi="Times New Roman" w:cs="Times New Roman"/>
+          <w:sz w:val="26"/>
+          <w:szCs w:val="26"/>
+        </w:rPr>
+        <w:t xml:space="preserve"> </w:t>
+      </w:r>
+      <w:proofErr w:type="spellStart"/>
+      <w:r>
+        <w:rPr>
+          <w:rFonts w:ascii="Times New Roman" w:eastAsia="Times New Roman" w:hAnsi="Times New Roman" w:cs="Times New Roman"/>
+          <w:sz w:val="26"/>
+          <w:szCs w:val="26"/>
+        </w:rPr>
+        <w:t>chính</w:t>
+      </w:r>
+      <w:proofErr w:type="spellEnd"/>
+      <w:r>
+        <w:rPr>
+          <w:rFonts w:ascii="Times New Roman" w:eastAsia="Times New Roman" w:hAnsi="Times New Roman" w:cs="Times New Roman"/>
+          <w:sz w:val="26"/>
+          <w:szCs w:val="26"/>
+        </w:rPr>
+        <w:t>.</w:t>
       </w:r>
     </w:p>
     <w:p>
@@ -740,13 +1197,149 @@
           <w:szCs w:val="26"/>
         </w:rPr>
       </w:pPr>
-      <w:r>
-        <w:rPr>
-          <w:rFonts w:ascii="Times New Roman" w:eastAsia="Times New Roman" w:hAnsi="Times New Roman" w:cs="Times New Roman"/>
-          <w:sz w:val="26"/>
-          <w:szCs w:val="26"/>
-        </w:rPr>
-        <w:t>Có kế hoạch công nghệ sẽ sử dụng (Next.js, Spring Boot, PostgreSQL).</w:t>
+      <w:proofErr w:type="spellStart"/>
+      <w:r>
+        <w:rPr>
+          <w:rFonts w:ascii="Times New Roman" w:eastAsia="Times New Roman" w:hAnsi="Times New Roman" w:cs="Times New Roman"/>
+          <w:sz w:val="26"/>
+          <w:szCs w:val="26"/>
+        </w:rPr>
+        <w:t>Có</w:t>
+      </w:r>
+      <w:proofErr w:type="spellEnd"/>
+      <w:r>
+        <w:rPr>
+          <w:rFonts w:ascii="Times New Roman" w:eastAsia="Times New Roman" w:hAnsi="Times New Roman" w:cs="Times New Roman"/>
+          <w:sz w:val="26"/>
+          <w:szCs w:val="26"/>
+        </w:rPr>
+        <w:t xml:space="preserve"> </w:t>
+      </w:r>
+      <w:proofErr w:type="spellStart"/>
+      <w:r>
+        <w:rPr>
+          <w:rFonts w:ascii="Times New Roman" w:eastAsia="Times New Roman" w:hAnsi="Times New Roman" w:cs="Times New Roman"/>
+          <w:sz w:val="26"/>
+          <w:szCs w:val="26"/>
+        </w:rPr>
+        <w:t>kế</w:t>
+      </w:r>
+      <w:proofErr w:type="spellEnd"/>
+      <w:r>
+        <w:rPr>
+          <w:rFonts w:ascii="Times New Roman" w:eastAsia="Times New Roman" w:hAnsi="Times New Roman" w:cs="Times New Roman"/>
+          <w:sz w:val="26"/>
+          <w:szCs w:val="26"/>
+        </w:rPr>
+        <w:t xml:space="preserve"> </w:t>
+      </w:r>
+      <w:proofErr w:type="spellStart"/>
+      <w:r>
+        <w:rPr>
+          <w:rFonts w:ascii="Times New Roman" w:eastAsia="Times New Roman" w:hAnsi="Times New Roman" w:cs="Times New Roman"/>
+          <w:sz w:val="26"/>
+          <w:szCs w:val="26"/>
+        </w:rPr>
+        <w:t>hoạch</w:t>
+      </w:r>
+      <w:proofErr w:type="spellEnd"/>
+      <w:r>
+        <w:rPr>
+          <w:rFonts w:ascii="Times New Roman" w:eastAsia="Times New Roman" w:hAnsi="Times New Roman" w:cs="Times New Roman"/>
+          <w:sz w:val="26"/>
+          <w:szCs w:val="26"/>
+        </w:rPr>
+        <w:t xml:space="preserve"> </w:t>
+      </w:r>
+      <w:proofErr w:type="spellStart"/>
+      <w:r>
+        <w:rPr>
+          <w:rFonts w:ascii="Times New Roman" w:eastAsia="Times New Roman" w:hAnsi="Times New Roman" w:cs="Times New Roman"/>
+          <w:sz w:val="26"/>
+          <w:szCs w:val="26"/>
+        </w:rPr>
+        <w:t>công</w:t>
+      </w:r>
+      <w:proofErr w:type="spellEnd"/>
+      <w:r>
+        <w:rPr>
+          <w:rFonts w:ascii="Times New Roman" w:eastAsia="Times New Roman" w:hAnsi="Times New Roman" w:cs="Times New Roman"/>
+          <w:sz w:val="26"/>
+          <w:szCs w:val="26"/>
+        </w:rPr>
+        <w:t xml:space="preserve"> </w:t>
+      </w:r>
+      <w:proofErr w:type="spellStart"/>
+      <w:r>
+        <w:rPr>
+          <w:rFonts w:ascii="Times New Roman" w:eastAsia="Times New Roman" w:hAnsi="Times New Roman" w:cs="Times New Roman"/>
+          <w:sz w:val="26"/>
+          <w:szCs w:val="26"/>
+        </w:rPr>
+        <w:t>nghệ</w:t>
+      </w:r>
+      <w:proofErr w:type="spellEnd"/>
+      <w:r>
+        <w:rPr>
+          <w:rFonts w:ascii="Times New Roman" w:eastAsia="Times New Roman" w:hAnsi="Times New Roman" w:cs="Times New Roman"/>
+          <w:sz w:val="26"/>
+          <w:szCs w:val="26"/>
+        </w:rPr>
+        <w:t xml:space="preserve"> </w:t>
+      </w:r>
+      <w:proofErr w:type="spellStart"/>
+      <w:r>
+        <w:rPr>
+          <w:rFonts w:ascii="Times New Roman" w:eastAsia="Times New Roman" w:hAnsi="Times New Roman" w:cs="Times New Roman"/>
+          <w:sz w:val="26"/>
+          <w:szCs w:val="26"/>
+        </w:rPr>
+        <w:t>sẽ</w:t>
+      </w:r>
+      <w:proofErr w:type="spellEnd"/>
+      <w:r>
+        <w:rPr>
+          <w:rFonts w:ascii="Times New Roman" w:eastAsia="Times New Roman" w:hAnsi="Times New Roman" w:cs="Times New Roman"/>
+          <w:sz w:val="26"/>
+          <w:szCs w:val="26"/>
+        </w:rPr>
+        <w:t xml:space="preserve"> </w:t>
+      </w:r>
+      <w:proofErr w:type="spellStart"/>
+      <w:r>
+        <w:rPr>
+          <w:rFonts w:ascii="Times New Roman" w:eastAsia="Times New Roman" w:hAnsi="Times New Roman" w:cs="Times New Roman"/>
+          <w:sz w:val="26"/>
+          <w:szCs w:val="26"/>
+        </w:rPr>
+        <w:t>sử</w:t>
+      </w:r>
+      <w:proofErr w:type="spellEnd"/>
+      <w:r>
+        <w:rPr>
+          <w:rFonts w:ascii="Times New Roman" w:eastAsia="Times New Roman" w:hAnsi="Times New Roman" w:cs="Times New Roman"/>
+          <w:sz w:val="26"/>
+          <w:szCs w:val="26"/>
+        </w:rPr>
+        <w:t xml:space="preserve"> </w:t>
+      </w:r>
+      <w:proofErr w:type="spellStart"/>
+      <w:r>
+        <w:rPr>
+          <w:rFonts w:ascii="Times New Roman" w:eastAsia="Times New Roman" w:hAnsi="Times New Roman" w:cs="Times New Roman"/>
+          <w:sz w:val="26"/>
+          <w:szCs w:val="26"/>
+        </w:rPr>
+        <w:t>dụng</w:t>
+      </w:r>
+      <w:proofErr w:type="spellEnd"/>
+      <w:r>
+        <w:rPr>
+          <w:rFonts w:ascii="Times New Roman" w:eastAsia="Times New Roman" w:hAnsi="Times New Roman" w:cs="Times New Roman"/>
+          <w:sz w:val="26"/>
+          <w:szCs w:val="26"/>
+        </w:rPr>
+        <w:t xml:space="preserve"> (Next.js, Spring Boot, PostgreSQL).</w:t>
       </w:r>
     </w:p>
     <w:p>
